--- a/exports/docx/how_adapters_work_v1.0.docx
+++ b/exports/docx/how_adapters_work_v1.0.docx
@@ -1242,7 +1242,7 @@
         <w:color w:val="808080"/>
         <w:sz w:val="14"/>
       </w:rPr>
-      <w:t>CUI | UIAO Program | Generated 2026-04-06</w:t>
+      <w:t>CUI | UIAO Program | Generated 2026-04-07</w:t>
     </w:r>
   </w:p>
 </w:ftr>

--- a/exports/docx/how_adapters_work_v1.0.docx
+++ b/exports/docx/how_adapters_work_v1.0.docx
@@ -1242,7 +1242,7 @@
         <w:color w:val="808080"/>
         <w:sz w:val="14"/>
       </w:rPr>
-      <w:t>CUI | UIAO Program | Generated 2026-04-07</w:t>
+      <w:t>CUI | UIAO Program | Generated 2026-04-08</w:t>
     </w:r>
   </w:p>
 </w:ftr>

--- a/exports/docx/how_adapters_work_v1.0.docx
+++ b/exports/docx/how_adapters_work_v1.0.docx
@@ -1242,7 +1242,7 @@
         <w:color w:val="808080"/>
         <w:sz w:val="14"/>
       </w:rPr>
-      <w:t>CUI | UIAO Program | Generated 2026-04-08</w:t>
+      <w:t>CUI | UIAO Program | Generated 2026-04-09</w:t>
     </w:r>
   </w:p>
 </w:ftr>

--- a/exports/docx/how_adapters_work_v1.0.docx
+++ b/exports/docx/how_adapters_work_v1.0.docx
@@ -1242,7 +1242,7 @@
         <w:color w:val="808080"/>
         <w:sz w:val="14"/>
       </w:rPr>
-      <w:t>CUI | UIAO Program | Generated 2026-04-09</w:t>
+      <w:t>CUI | UIAO Program | Generated 2026-04-08</w:t>
     </w:r>
   </w:p>
 </w:ftr>

--- a/exports/docx/how_adapters_work_v1.0.docx
+++ b/exports/docx/how_adapters_work_v1.0.docx
@@ -1242,7 +1242,7 @@
         <w:color w:val="808080"/>
         <w:sz w:val="14"/>
       </w:rPr>
-      <w:t>CUI | UIAO Program | Generated 2026-04-09</w:t>
+      <w:t>CUI | UIAO Program | Generated 2026-04-10</w:t>
     </w:r>
   </w:p>
 </w:ftr>

--- a/exports/docx/how_adapters_work_v1.0.docx
+++ b/exports/docx/how_adapters_work_v1.0.docx
@@ -1242,7 +1242,7 @@
         <w:color w:val="808080"/>
         <w:sz w:val="14"/>
       </w:rPr>
-      <w:t>CUI | UIAO Program | Generated 2026-04-10</w:t>
+      <w:t>CUI | UIAO Program | Generated 2026-04-11</w:t>
     </w:r>
   </w:p>
 </w:ftr>

--- a/exports/docx/how_adapters_work_v1.0.docx
+++ b/exports/docx/how_adapters_work_v1.0.docx
@@ -1242,7 +1242,7 @@
         <w:color w:val="808080"/>
         <w:sz w:val="14"/>
       </w:rPr>
-      <w:t>CUI | UIAO Program | Generated 2026-04-11</w:t>
+      <w:t>CUI | UIAO Program | Generated 2026-04-13</w:t>
     </w:r>
   </w:p>
 </w:ftr>

--- a/exports/docx/how_adapters_work_v1.0.docx
+++ b/exports/docx/how_adapters_work_v1.0.docx
@@ -79,7 +79,7 @@
           <w:rFonts w:ascii="Calibri" w:hAnsi="Calibri"/>
           <w:sz w:val="22"/>
         </w:rPr>
-        <w:t xml:space="preserve"> CUI/FOUO </w:t>
+        <w:t xml:space="preserve"> Public </w:t>
       </w:r>
       <w:r>
         <w:rPr>
